--- a/klagomålsmail/Laisdalen Björkliden FSC-klagomål mail.docx
+++ b/klagomålsmail/Laisdalen Björkliden FSC-klagomål mail.docx
@@ -11,7 +11,7 @@
     </w:p>
     <w:p>
       <w:r>
-        <w:t>Vi vill informera om att det i området Laisdalen Björkliden i Arjeplogs kommun har hittats 11 naturvårdsarter varav 9 är rödlistade.</w:t>
+        <w:t>Vi vill informera om att det i och inom 5 meter från området Laisdalen Björkliden i Arjeplogs kommun har hittats 31 naturvårdsarter varav 19 är rödlistade.</w:t>
       </w:r>
     </w:p>
     <w:p>

--- a/klagomålsmail/Laisdalen Björkliden FSC-klagomål mail.docx
+++ b/klagomålsmail/Laisdalen Björkliden FSC-klagomål mail.docx
@@ -11,7 +11,7 @@
     </w:p>
     <w:p>
       <w:r>
-        <w:t>Vi vill informera om att det i och inom 5 meter från området Laisdalen Björkliden i Arjeplogs kommun har hittats 31 naturvårdsarter varav 19 är rödlistade.</w:t>
+        <w:t>Vi vill informera om att det i och inom 5 meter från området Laisdalen Björkliden i Arjeplogs kommun har hittats 35 naturvårdsarter varav 22 är rödlistade.</w:t>
       </w:r>
     </w:p>
     <w:p>

--- a/klagomålsmail/Laisdalen Björkliden FSC-klagomål mail.docx
+++ b/klagomålsmail/Laisdalen Björkliden FSC-klagomål mail.docx
@@ -11,12 +11,12 @@
     </w:p>
     <w:p>
       <w:r>
-        <w:t>Vi vill informera om att det i och inom 5 meter från området Laisdalen Björkliden i Arjeplogs kommun har hittats 35 naturvårdsarter varav 22 är rödlistade.</w:t>
+        <w:t>Vi vill informera om att det i och inom 5 meter från området Laisdalen Björkliden i Arjeplogs kommun har hittats 43 naturvårdsarter varav 23 är rödlistade.</w:t>
       </w:r>
     </w:p>
     <w:p>
       <w:r>
-        <w:t>Bland annat har tretåig hackspett (NT, T, §4)sin livsmiljö i skogen. Observera att utan dispens från Länsstyrelsen är det ett lagbrott att på något sätt skada artens livsmiljö eller ekologiska funktion i området (14 och 15 §§ artskyddsförordningen).</w:t>
+        <w:t>Bland annat har tretåig hackspett (NT, T, §4) och knärot (VU, T, §8) sina livsmiljöer i skogen. Observera att utan dispens från Länsstyrelsen är det ett lagbrott att på något sätt skada arternas livsmiljöer eller ekologiska funktion i området (14 och 15 §§ artskyddsförordningen).</w:t>
       </w:r>
     </w:p>
     <w:p>

--- a/klagomålsmail/Laisdalen Björkliden FSC-klagomål mail.docx
+++ b/klagomålsmail/Laisdalen Björkliden FSC-klagomål mail.docx
@@ -11,7 +11,7 @@
     </w:p>
     <w:p>
       <w:r>
-        <w:t>Vi vill informera om att det i och inom 5 meter från området Laisdalen Björkliden i Arjeplogs kommun har hittats 43 naturvårdsarter varav 23 är rödlistade.</w:t>
+        <w:t>Vi vill informera om att det i och inom 5 meter från området Laisdalen Björkliden i Arjeplogs kommun har hittats 46 naturvårdsarter varav 25 är rödlistade.</w:t>
       </w:r>
     </w:p>
     <w:p>

--- a/klagomålsmail/Laisdalen Björkliden FSC-klagomål mail.docx
+++ b/klagomålsmail/Laisdalen Björkliden FSC-klagomål mail.docx
@@ -11,7 +11,7 @@
     </w:p>
     <w:p>
       <w:r>
-        <w:t>Vi vill informera om att det i och inom 5 meter från området Laisdalen Björkliden i Arjeplogs kommun har hittats 46 naturvårdsarter varav 25 är rödlistade.</w:t>
+        <w:t>Vi vill informera om att det i och inom 5 meter från området Laisdalen Björkliden i Arjeplogs kommun har hittats 48 naturvårdsarter varav 25 är rödlistade.</w:t>
       </w:r>
     </w:p>
     <w:p>

--- a/klagomålsmail/Laisdalen Björkliden FSC-klagomål mail.docx
+++ b/klagomålsmail/Laisdalen Björkliden FSC-klagomål mail.docx
@@ -11,7 +11,7 @@
     </w:p>
     <w:p>
       <w:r>
-        <w:t>Vi vill informera om att det i och inom 5 meter från området Laisdalen Björkliden i Arjeplogs kommun har hittats 48 naturvårdsarter varav 25 är rödlistade.</w:t>
+        <w:t>Vi vill informera om att det i och inom 5 meter från området Laisdalen Björkliden i Arjeplogs kommun har hittats 50 naturvårdsarter varav 26 är rödlistade.</w:t>
       </w:r>
     </w:p>
     <w:p>

--- a/klagomålsmail/Laisdalen Björkliden FSC-klagomål mail.docx
+++ b/klagomålsmail/Laisdalen Björkliden FSC-klagomål mail.docx
@@ -11,7 +11,7 @@
     </w:p>
     <w:p>
       <w:r>
-        <w:t>Vi vill informera om att det i och inom 5 meter från området Laisdalen Björkliden i Arjeplogs kommun har hittats 50 naturvårdsarter varav 26 är rödlistade.</w:t>
+        <w:t>Vi vill informera om att det i och inom 5 meter från området Laisdalen Björkliden i Arjeplogs kommun har hittats 51 naturvårdsarter varav 27 är rödlistade.</w:t>
       </w:r>
     </w:p>
     <w:p>

--- a/klagomålsmail/Laisdalen Björkliden FSC-klagomål mail.docx
+++ b/klagomålsmail/Laisdalen Björkliden FSC-klagomål mail.docx
@@ -11,7 +11,7 @@
     </w:p>
     <w:p>
       <w:r>
-        <w:t>Vi vill informera om att det i och inom 5 meter från området Laisdalen Björkliden i Arjeplogs kommun har hittats 51 naturvårdsarter varav 27 är rödlistade.</w:t>
+        <w:t>Vi vill informera om att det i och inom 5 meter från området Laisdalen Björkliden i Arjeplogs kommun har hittats 52 naturvårdsarter varav 28 är rödlistade.</w:t>
       </w:r>
     </w:p>
     <w:p>

--- a/klagomålsmail/Laisdalen Björkliden FSC-klagomål mail.docx
+++ b/klagomålsmail/Laisdalen Björkliden FSC-klagomål mail.docx
@@ -11,7 +11,7 @@
     </w:p>
     <w:p>
       <w:r>
-        <w:t>Vi vill informera om att det i och inom 5 meter från området Laisdalen Björkliden i Arjeplogs kommun har hittats 52 naturvårdsarter varav 28 är rödlistade.</w:t>
+        <w:t>Vi vill informera om att det i och inom 7 meter från området Laisdalen Björkliden i Arjeplogs kommun har hittats 52 naturvårdsarter varav 28 är rödlistade.</w:t>
       </w:r>
     </w:p>
     <w:p>

--- a/klagomålsmail/Laisdalen Björkliden FSC-klagomål mail.docx
+++ b/klagomålsmail/Laisdalen Björkliden FSC-klagomål mail.docx
@@ -11,7 +11,7 @@
     </w:p>
     <w:p>
       <w:r>
-        <w:t>Vi vill informera om att det i och inom 7 meter från området Laisdalen Björkliden i Arjeplogs kommun har hittats 52 naturvårdsarter varav 28 är rödlistade.</w:t>
+        <w:t>Vi vill informera om att det i och inom 7 meter från området Laisdalen Björkliden i Arjeplogs kommun har hittats 53 naturvårdsarter varav 29 är rödlistade.</w:t>
       </w:r>
     </w:p>
     <w:p>

--- a/klagomålsmail/Laisdalen Björkliden FSC-klagomål mail.docx
+++ b/klagomålsmail/Laisdalen Björkliden FSC-klagomål mail.docx
@@ -11,7 +11,7 @@
     </w:p>
     <w:p>
       <w:r>
-        <w:t>Vi vill informera om att det i och inom 7 meter från området Laisdalen Björkliden i Arjeplogs kommun har hittats 53 naturvårdsarter varav 29 är rödlistade.</w:t>
+        <w:t>Vi vill informera om att det i och inom 7 meter från området Laisdalen Björkliden i Arjeplogs kommun har hittats 55 naturvårdsarter varav 29 är rödlistade.</w:t>
       </w:r>
     </w:p>
     <w:p>

--- a/klagomålsmail/Laisdalen Björkliden FSC-klagomål mail.docx
+++ b/klagomålsmail/Laisdalen Björkliden FSC-klagomål mail.docx
@@ -11,7 +11,7 @@
     </w:p>
     <w:p>
       <w:r>
-        <w:t>Vi vill informera om att det i och inom 7 meter från området Laisdalen Björkliden i Arjeplogs kommun har hittats 55 naturvårdsarter varav 29 är rödlistade.</w:t>
+        <w:t>Vi vill informera om att det i och inom 7 meter från området Laisdalen Björkliden i Arjeplogs kommun har hittats 56 naturvårdsarter varav 30 är rödlistade.</w:t>
       </w:r>
     </w:p>
     <w:p>

--- a/klagomålsmail/Laisdalen Björkliden FSC-klagomål mail.docx
+++ b/klagomålsmail/Laisdalen Björkliden FSC-klagomål mail.docx
@@ -11,7 +11,7 @@
     </w:p>
     <w:p>
       <w:r>
-        <w:t>Vi vill informera om att det i och inom 7 meter från området Laisdalen Björkliden i Arjeplogs kommun har hittats 56 naturvårdsarter varav 30 är rödlistade.</w:t>
+        <w:t>Vi vill informera om att det i och inom 7 meter från området Laisdalen Björkliden i Arjeplogs kommun har hittats 57 naturvårdsarter varav 31 är rödlistade.</w:t>
       </w:r>
     </w:p>
     <w:p>

--- a/klagomålsmail/Laisdalen Björkliden FSC-klagomål mail.docx
+++ b/klagomålsmail/Laisdalen Björkliden FSC-klagomål mail.docx
@@ -11,7 +11,7 @@
     </w:p>
     <w:p>
       <w:r>
-        <w:t>Vi vill informera om att det i och inom 7 meter från området Laisdalen Björkliden i Arjeplogs kommun har hittats 57 naturvårdsarter varav 31 är rödlistade.</w:t>
+        <w:t>Vi vill informera om att det i och inom 7 meter från området Laisdalen Björkliden i Arjeplogs kommun har hittats 59 naturvårdsarter varav 31 är rödlistade.</w:t>
       </w:r>
     </w:p>
     <w:p>

--- a/klagomålsmail/Laisdalen Björkliden FSC-klagomål mail.docx
+++ b/klagomålsmail/Laisdalen Björkliden FSC-klagomål mail.docx
@@ -11,7 +11,7 @@
     </w:p>
     <w:p>
       <w:r>
-        <w:t>Vi vill informera om att det i och inom 7 meter från området Laisdalen Björkliden i Arjeplogs kommun har hittats 59 naturvårdsarter varav 31 är rödlistade.</w:t>
+        <w:t>Vi vill informera om att det i och inom 7 meter från området Laisdalen Björkliden i Arjeplogs kommun har hittats 63 naturvårdsarter varav 33 är rödlistade.</w:t>
       </w:r>
     </w:p>
     <w:p>

--- a/klagomålsmail/Laisdalen Björkliden FSC-klagomål mail.docx
+++ b/klagomålsmail/Laisdalen Björkliden FSC-klagomål mail.docx
@@ -11,7 +11,7 @@
     </w:p>
     <w:p>
       <w:r>
-        <w:t>Vi vill informera om att det i och inom 7 meter från området Laisdalen Björkliden i Arjeplogs kommun har hittats 63 naturvårdsarter varav 33 är rödlistade.</w:t>
+        <w:t>Vi vill informera om att det i och inom 7 meter från området Laisdalen Björkliden i Arjeplogs kommun har hittats 65 naturvårdsarter varav 33 är rödlistade.</w:t>
       </w:r>
     </w:p>
     <w:p>

--- a/klagomålsmail/Laisdalen Björkliden FSC-klagomål mail.docx
+++ b/klagomålsmail/Laisdalen Björkliden FSC-klagomål mail.docx
@@ -11,7 +11,7 @@
     </w:p>
     <w:p>
       <w:r>
-        <w:t>Vi vill informera om att det i och inom 7 meter från området Laisdalen Björkliden i Arjeplogs kommun har hittats 65 naturvårdsarter varav 33 är rödlistade.</w:t>
+        <w:t>Vi vill informera om att det i och inom 7 meter från området Laisdalen Björkliden i Arjeplogs kommun har hittats 73 naturvårdsarter varav 36 är rödlistade.</w:t>
       </w:r>
     </w:p>
     <w:p>

--- a/klagomålsmail/Laisdalen Björkliden FSC-klagomål mail.docx
+++ b/klagomålsmail/Laisdalen Björkliden FSC-klagomål mail.docx
@@ -11,7 +11,7 @@
     </w:p>
     <w:p>
       <w:r>
-        <w:t>Vi vill informera om att det i och inom 7 meter från området Laisdalen Björkliden i Arjeplogs kommun har hittats 73 naturvårdsarter varav 36 är rödlistade.</w:t>
+        <w:t>Vi vill informera om att det i och inom 7 meter från området Laisdalen Björkliden i Arjeplogs kommun har hittats 75 naturvårdsarter varav 38 är rödlistade.</w:t>
       </w:r>
     </w:p>
     <w:p>

--- a/klagomålsmail/Laisdalen Björkliden FSC-klagomål mail.docx
+++ b/klagomålsmail/Laisdalen Björkliden FSC-klagomål mail.docx
@@ -11,12 +11,12 @@
     </w:p>
     <w:p>
       <w:r>
-        <w:t>Vi vill informera om att det i och inom 7 meter från området Laisdalen Björkliden i Arjeplogs kommun har hittats 75 naturvårdsarter varav 38 är rödlistade.</w:t>
+        <w:t>Vi vill informera om att det i området Laisdalen Björkliden i Arjeplogs kommun har hittats 11 naturvårdsarter varav 9 är rödlistade.</w:t>
       </w:r>
     </w:p>
     <w:p>
       <w:r>
-        <w:t>Bland annat har tretåig hackspett (NT, T, §4) och knärot (VU, T, §8) sina livsmiljöer i skogen. Observera att utan dispens från Länsstyrelsen är det ett lagbrott att på något sätt skada arternas livsmiljöer eller ekologiska funktion i området (14 och 15 §§ artskyddsförordningen).</w:t>
+        <w:t>Bland annat har tretåig hackspett (NT, T, §4)sin livsmiljö i skogen. Observera att utan dispens från Länsstyrelsen är det ett lagbrott att på något sätt skada artens livsmiljö eller ekologiska funktion i området (14 och 15 §§ artskyddsförordningen).</w:t>
       </w:r>
     </w:p>
     <w:p>

--- a/klagomålsmail/Laisdalen Björkliden FSC-klagomål mail.docx
+++ b/klagomålsmail/Laisdalen Björkliden FSC-klagomål mail.docx
@@ -11,12 +11,12 @@
     </w:p>
     <w:p>
       <w:r>
-        <w:t>Vi vill informera om att det i området Laisdalen Björkliden i Arjeplogs kommun har hittats 11 naturvårdsarter varav 9 är rödlistade.</w:t>
+        <w:t>Vi vill informera om att det i och inom 7 meter från området Laisdalen Björkliden i Arjeplogs kommun har hittats 75 naturvårdsarter varav 38 är rödlistade.</w:t>
       </w:r>
     </w:p>
     <w:p>
       <w:r>
-        <w:t>Bland annat har tretåig hackspett (NT, T, §4)sin livsmiljö i skogen. Observera att utan dispens från Länsstyrelsen är det ett lagbrott att på något sätt skada artens livsmiljö eller ekologiska funktion i området (14 och 15 §§ artskyddsförordningen).</w:t>
+        <w:t>Bland annat har tretåig hackspett (NT, T, §4) och knärot (VU, T, §8) sina livsmiljöer i skogen. Observera att utan dispens från Länsstyrelsen är det ett lagbrott att på något sätt skada arternas livsmiljöer eller ekologiska funktion i området (14 och 15 §§ artskyddsförordningen).</w:t>
       </w:r>
     </w:p>
     <w:p>

--- a/klagomålsmail/Laisdalen Björkliden FSC-klagomål mail.docx
+++ b/klagomålsmail/Laisdalen Björkliden FSC-klagomål mail.docx
@@ -11,7 +11,7 @@
     </w:p>
     <w:p>
       <w:r>
-        <w:t>Vi vill informera om att det i och inom 7 meter från området Laisdalen Björkliden i Arjeplogs kommun har hittats 75 naturvårdsarter varav 38 är rödlistade.</w:t>
+        <w:t>Vi vill informera om att det i och inom 7 meter från området Laisdalen Björkliden i Arjeplogs kommun har hittats 76 naturvårdsarter varav 39 är rödlistade.</w:t>
       </w:r>
     </w:p>
     <w:p>
